--- a/Word/Module 2/DOCX/Realises/M2_05_Realise_Tableaux_avances.docx
+++ b/Word/Module 2/DOCX/Realises/M2_05_Realise_Tableaux_avances.docx
@@ -5,14 +5,27 @@
     <w:p>
       <w:pPr>
         <w:pStyle w:val="Title"/>
+        <w:spacing w:after="160" w:before="0"/>
       </w:pPr>
       <w:r>
+        <w:rPr>
+          <w:rFonts w:ascii="Calibri" w:hAnsi="Calibri" w:eastAsia="Calibri"/>
+          <w:sz w:val="22"/>
+        </w:rPr>
         <w:t>Tableaux avancés - résultat</w:t>
       </w:r>
     </w:p>
     <w:p>
+      <w:pPr>
+        <w:pStyle w:val="Heading1"/>
+        <w:spacing w:after="160" w:before="0"/>
+      </w:pPr>
       <w:r>
-        <w:t>Tableau dessiné et ajusté, cellules fusionnées/fractionnées, ligne de total calculée par formule, conversion texte&lt;-&gt;tableau réalisée, dernier paragraphe sur deux colonnes.</w:t>
+        <w:rPr>
+          <w:rFonts w:ascii="Calibri" w:hAnsi="Calibri" w:eastAsia="Calibri"/>
+          <w:sz w:val="22"/>
+        </w:rPr>
+        <w:t>Texte converti en tableau</w:t>
       </w:r>
     </w:p>
     <w:tbl>
@@ -20,16 +33,46 @@
         <w:tblStyle w:val="TableGrid"/>
         <w:tblW w:type="auto" w:w="0"/>
         <w:tblLook w:firstColumn="1" w:firstRow="1" w:lastColumn="0" w:lastRow="0" w:noHBand="0" w:noVBand="1" w:val="04A0"/>
+        <w:tblBorders>
+          <w:top w:val="single" w:sz="8" w:space="0" w:color="2B579A"/>
+          <w:left w:val="single" w:sz="8" w:space="0" w:color="2B579A"/>
+          <w:bottom w:val="single" w:sz="8" w:space="0" w:color="2B579A"/>
+          <w:right w:val="single" w:sz="8" w:space="0" w:color="2B579A"/>
+          <w:insideH w:val="single" w:sz="8" w:space="0" w:color="2B579A"/>
+          <w:insideV w:val="single" w:sz="8" w:space="0" w:color="2B579A"/>
+        </w:tblBorders>
       </w:tblPr>
       <w:tblGrid>
-        <w:gridCol w:w="2880"/>
-        <w:gridCol w:w="2880"/>
-        <w:gridCol w:w="2880"/>
+        <w:gridCol w:w="2268"/>
+        <w:gridCol w:w="2268"/>
+        <w:gridCol w:w="2268"/>
+        <w:gridCol w:w="2268"/>
       </w:tblGrid>
       <w:tr>
         <w:tc>
           <w:tcPr>
-            <w:tcW w:type="dxa" w:w="2880"/>
+            <w:tcW w:type="dxa" w:w="9072"/>
+            <w:gridSpan w:val="4"/>
+            <w:shd w:fill="DDEBF7" w:val="clear"/>
+            <w:shd w:fill="DDEBF7" w:val="clear"/>
+            <w:shd w:fill="DDEBF7" w:val="clear"/>
+            <w:shd w:fill="DDEBF7" w:val="clear"/>
+          </w:tcPr>
+          <w:p>
+            <w:r>
+              <w:rPr>
+                <w:b/>
+                <w:color w:val="2B579A"/>
+              </w:rPr>
+              <w:t>Plan d'actions — accueil d'un collaborateur</w:t>
+            </w:r>
+          </w:p>
+        </w:tc>
+      </w:tr>
+      <w:tr>
+        <w:tc>
+          <w:tcPr>
+            <w:tcW w:type="dxa" w:w="2268"/>
           </w:tcPr>
           <w:p>
             <w:r>
@@ -39,7 +82,7 @@
         </w:tc>
         <w:tc>
           <w:tcPr>
-            <w:tcW w:type="dxa" w:w="2880"/>
+            <w:tcW w:type="dxa" w:w="2268"/>
           </w:tcPr>
           <w:p>
             <w:r>
@@ -49,11 +92,21 @@
         </w:tc>
         <w:tc>
           <w:tcPr>
-            <w:tcW w:type="dxa" w:w="2880"/>
+            <w:tcW w:type="dxa" w:w="2268"/>
           </w:tcPr>
           <w:p>
             <w:r>
-              <w:t>Échéance</w:t>
+              <w:t>Heures</w:t>
+            </w:r>
+          </w:p>
+        </w:tc>
+        <w:tc>
+          <w:tcPr>
+            <w:tcW w:type="dxa" w:w="2268"/>
+          </w:tcPr>
+          <w:p>
+            <w:r>
+              <w:t>Commentaire</w:t>
             </w:r>
           </w:p>
         </w:tc>
@@ -61,7 +114,7 @@
       <w:tr>
         <w:tc>
           <w:tcPr>
-            <w:tcW w:type="dxa" w:w="2880"/>
+            <w:tcW w:type="dxa" w:w="2268"/>
           </w:tcPr>
           <w:p>
             <w:r>
@@ -71,7 +124,7 @@
         </w:tc>
         <w:tc>
           <w:tcPr>
-            <w:tcW w:type="dxa" w:w="2880"/>
+            <w:tcW w:type="dxa" w:w="2268"/>
           </w:tcPr>
           <w:p>
             <w:r>
@@ -81,11 +134,21 @@
         </w:tc>
         <w:tc>
           <w:tcPr>
-            <w:tcW w:type="dxa" w:w="2880"/>
+            <w:tcW w:type="dxa" w:w="2268"/>
           </w:tcPr>
           <w:p>
             <w:r>
-              <w:t>J-2</w:t>
+              <w:t>2</w:t>
+            </w:r>
+          </w:p>
+        </w:tc>
+        <w:tc>
+          <w:tcPr>
+            <w:tcW w:type="dxa" w:w="2268"/>
+          </w:tcPr>
+          <w:p>
+            <w:r>
+              <w:t>Badge</w:t>
             </w:r>
           </w:p>
         </w:tc>
@@ -93,7 +156,7 @@
       <w:tr>
         <w:tc>
           <w:tcPr>
-            <w:tcW w:type="dxa" w:w="2880"/>
+            <w:tcW w:type="dxa" w:w="2268"/>
           </w:tcPr>
           <w:p>
             <w:r>
@@ -103,7 +166,7 @@
         </w:tc>
         <w:tc>
           <w:tcPr>
-            <w:tcW w:type="dxa" w:w="2880"/>
+            <w:tcW w:type="dxa" w:w="2268"/>
           </w:tcPr>
           <w:p>
             <w:r>
@@ -113,11 +176,21 @@
         </w:tc>
         <w:tc>
           <w:tcPr>
-            <w:tcW w:type="dxa" w:w="2880"/>
+            <w:tcW w:type="dxa" w:w="2268"/>
           </w:tcPr>
           <w:p>
             <w:r>
-              <w:t>J-1</w:t>
+              <w:t>3</w:t>
+            </w:r>
+          </w:p>
+        </w:tc>
+        <w:tc>
+          <w:tcPr>
+            <w:tcW w:type="dxa" w:w="2268"/>
+          </w:tcPr>
+          <w:p>
+            <w:r>
+              <w:t>Poste</w:t>
             </w:r>
           </w:p>
         </w:tc>
@@ -125,7 +198,7 @@
       <w:tr>
         <w:tc>
           <w:tcPr>
-            <w:tcW w:type="dxa" w:w="2880"/>
+            <w:tcW w:type="dxa" w:w="2268"/>
           </w:tcPr>
           <w:p>
             <w:r>
@@ -135,7 +208,7 @@
         </w:tc>
         <w:tc>
           <w:tcPr>
-            <w:tcW w:type="dxa" w:w="2880"/>
+            <w:tcW w:type="dxa" w:w="2268"/>
           </w:tcPr>
           <w:p>
             <w:r>
@@ -145,7 +218,17 @@
         </w:tc>
         <w:tc>
           <w:tcPr>
-            <w:tcW w:type="dxa" w:w="2880"/>
+            <w:tcW w:type="dxa" w:w="2268"/>
+          </w:tcPr>
+          <w:p>
+            <w:r>
+              <w:t>4</w:t>
+            </w:r>
+          </w:p>
+        </w:tc>
+        <w:tc>
+          <w:tcPr>
+            <w:tcW w:type="dxa" w:w="2268"/>
           </w:tcPr>
           <w:p>
             <w:r>
@@ -157,7 +240,8 @@
       <w:tr>
         <w:tc>
           <w:tcPr>
-            <w:tcW w:type="dxa" w:w="2880"/>
+            <w:tcW w:type="dxa" w:w="4536"/>
+            <w:gridSpan w:val="2"/>
           </w:tcPr>
           <w:p>
             <w:r>
@@ -167,28 +251,143 @@
         </w:tc>
         <w:tc>
           <w:tcPr>
-            <w:tcW w:type="dxa" w:w="2880"/>
+            <w:tcW w:type="dxa" w:w="2268"/>
+          </w:tcPr>
+          <w:p>
+            <w:r/>
+            <w:r>
+              <w:fldChar w:fldCharType="begin"/>
+              <w:instrText xml:space="preserve"> =SUM(ABOVE) </w:instrText>
+              <w:fldChar w:fldCharType="separate"/>
+              <w:t>9</w:t>
+              <w:fldChar w:fldCharType="end"/>
+            </w:r>
+          </w:p>
+        </w:tc>
+        <w:tc>
+          <w:tcPr>
+            <w:tcW w:type="dxa" w:w="2268"/>
           </w:tcPr>
           <w:p>
             <w:r/>
           </w:p>
         </w:tc>
-        <w:tc>
-          <w:tcPr>
-            <w:tcW w:type="dxa" w:w="2880"/>
-          </w:tcPr>
-          <w:p>
-            <w:r>
-              <w:t>3 actions</w:t>
-            </w:r>
-          </w:p>
-        </w:tc>
       </w:tr>
     </w:tbl>
+    <w:p>
+      <w:pPr>
+        <w:spacing w:after="160" w:before="160"/>
+      </w:pPr>
+      <w:r>
+        <w:rPr>
+          <w:rFonts w:ascii="Calibri" w:hAnsi="Calibri" w:eastAsia="Calibri"/>
+          <w:i/>
+          <w:sz w:val="22"/>
+        </w:rPr>
+        <w:t>La première ligne d'en-tête est fusionnée. La colonne Commentaire correspond à une cellule fractionnée (Heures / Commentaire).</w:t>
+      </w:r>
+    </w:p>
+    <w:p>
+      <w:pPr>
+        <w:pStyle w:val="Heading1"/>
+        <w:spacing w:after="160" w:before="0"/>
+      </w:pPr>
+      <w:r>
+        <w:rPr>
+          <w:rFonts w:ascii="Calibri" w:hAnsi="Calibri" w:eastAsia="Calibri"/>
+          <w:sz w:val="22"/>
+        </w:rPr>
+        <w:t>Partie reconvertie en texte</w:t>
+      </w:r>
+    </w:p>
+    <w:p>
+      <w:pPr>
+        <w:spacing w:after="160" w:before="0"/>
+      </w:pPr>
+      <w:r>
+        <w:rPr>
+          <w:rFonts w:ascii="Calibri" w:hAnsi="Calibri" w:eastAsia="Calibri"/>
+          <w:sz w:val="22"/>
+        </w:rPr>
+        <w:t>Action;Responsable;Heures</w:t>
+      </w:r>
+    </w:p>
+    <w:p>
+      <w:pPr>
+        <w:spacing w:after="160" w:before="0"/>
+      </w:pPr>
+      <w:r>
+        <w:rPr>
+          <w:rFonts w:ascii="Calibri" w:hAnsi="Calibri" w:eastAsia="Calibri"/>
+          <w:sz w:val="22"/>
+        </w:rPr>
+        <w:t>Préparer les accès;Service IT;2</w:t>
+      </w:r>
+    </w:p>
+    <w:p>
+      <w:pPr>
+        <w:spacing w:after="160" w:before="0"/>
+      </w:pPr>
+      <w:r>
+        <w:rPr>
+          <w:rFonts w:ascii="Calibri" w:hAnsi="Calibri" w:eastAsia="Calibri"/>
+          <w:sz w:val="22"/>
+        </w:rPr>
+        <w:t>Préparer le matériel;Logistique;3</w:t>
+      </w:r>
+    </w:p>
+    <w:p>
+      <w:pPr>
+        <w:spacing w:after="160" w:before="0"/>
+      </w:pPr>
+      <w:r>
+        <w:rPr>
+          <w:rFonts w:ascii="Calibri" w:hAnsi="Calibri" w:eastAsia="Calibri"/>
+          <w:sz w:val="22"/>
+        </w:rPr>
+        <w:t>Accueil du collaborateur;Référent;4</w:t>
+      </w:r>
+    </w:p>
+    <w:p>
+      <w:pPr>
+        <w:sectPr>
+          <w:pgSz w:w="11906" w:h="16838"/>
+          <w:pgMar w:top="1134" w:right="1417" w:bottom="1134" w:left="1417" w:header="720" w:footer="720" w:gutter="0"/>
+          <w:cols w:space="720" w:num="1"/>
+          <w:docGrid w:linePitch="360"/>
+        </w:sectPr>
+      </w:pPr>
+    </w:p>
+    <w:p>
+      <w:pPr>
+        <w:pStyle w:val="Heading1"/>
+        <w:spacing w:after="160" w:before="0"/>
+      </w:pPr>
+      <w:r>
+        <w:rPr>
+          <w:rFonts w:ascii="Calibri" w:hAnsi="Calibri" w:eastAsia="Calibri"/>
+          <w:sz w:val="22"/>
+        </w:rPr>
+        <w:t>Texte présenté en colonnes</w:t>
+      </w:r>
+    </w:p>
+    <w:p>
+      <w:pPr>
+        <w:spacing w:after="160" w:before="0"/>
+      </w:pPr>
+      <w:r>
+        <w:rPr>
+          <w:rFonts w:ascii="Calibri" w:hAnsi="Calibri" w:eastAsia="Calibri"/>
+          <w:sz w:val="22"/>
+        </w:rPr>
+        <w:t>Ce paragraphe est présenté sur deux colonnes façon journal afin d'illustrer la mise en page multicolonne. Le texte passe automatiquement d'une colonne à l'autre. Le service Formation utilise ce type de présentation pour les notes internes courtes, les extraits de procédure et les encadrés d'information destinés aux nouveaux collaborateurs. Gardez un texte lisible et vérifiez l'aperçu avant impression.</w:t>
+      </w:r>
+    </w:p>
     <w:sectPr>
-      <w:pgSz w:w="12240" w:h="15840"/>
-      <w:pgMar w:top="1440" w:right="1800" w:bottom="1440" w:left="1800" w:header="720" w:footer="720" w:gutter="0"/>
-      <w:cols w:space="720"/>
+      <w:type w:val="continuous"/>
+      <w:pgSz w:w="11906" w:h="16838"/>
+      <w:pgMar w:top="1134" w:right="1417" w:bottom="1134" w:left="1417" w:header="720" w:footer="720" w:gutter="0"/>
+      <w:cols w:space="720" w:num="2"/>
       <w:docGrid w:linePitch="360"/>
     </w:sectPr>
   </w:body>
